--- a/assets/source/Reymarc_Almaden_Resume.docx
+++ b/assets/source/Reymarc_Almaden_Resume.docx
@@ -1103,7 +1103,7 @@
           <w:sz w:val="24"/>
           <w:szCs w:val="24"/>
         </w:rPr>
-        <w:t xml:space="preserve">Certifications</w:t>
+        <w:t xml:space="preserve">Training &amp; Certificates</w:t>
       </w:r>
     </w:p>
     <w:p>
@@ -1115,7 +1115,7 @@
           <w:sz w:val="20"/>
           <w:szCs w:val="20"/>
         </w:rPr>
-        <w:t xml:space="preserve">n8n | Zapier | Make | GoHighLevel (GHL) | AI Prompt Engineering</w:t>
+        <w:t xml:space="preserve">n8n, Make.com, Zapier — Technical Virtual Assistants PH, 2026  ·  HighLevel CRM, Prompt Engineering — Tara AI Community+, 2026</w:t>
       </w:r>
     </w:p>
     <w:p>

--- a/assets/source/Reymarc_Almaden_Resume.docx
+++ b/assets/source/Reymarc_Almaden_Resume.docx
@@ -45,7 +45,7 @@
           <w:sz w:val="18"/>
           <w:szCs w:val="18"/>
         </w:rPr>
-        <w:t xml:space="preserve">reymarcalmaden704@gmail.com | +63 927 270 9264 | Cebu City, Philippines</w:t>
+        <w:t xml:space="preserve">reymarcalmaden704@gmail.com | Cebu City, Philippines</w:t>
       </w:r>
     </w:p>
     <w:p>
